--- a/docs/word/01_Software_Requirements_Specification.docx
+++ b/docs/word/01_Software_Requirements_Specification.docx
@@ -382,7 +382,7 @@
               <w:rPr>
                 <w:sz w:val="18"/>
               </w:rPr>
-              <w:t>Adds translucent re-rendering (FR-11), Korean UI gating (FR-21), large screen-relative controls (FR-22) and the collapsible side menu (FR-23).</w:t>
+              <w:t>Adds translucent re-rendering (FR-11), Korean UI gating (FR-21), compact screen-relative controls (FR-22) and the collapsible side menu (FR-23).</w:t>
             </w:r>
           </w:p>
         </w:tc>
@@ -1434,7 +1434,7 @@
               <w:rPr>
                 <w:sz w:val="18"/>
               </w:rPr>
-              <w:t>Fast capture; large controls; works offline</w:t>
+              <w:t>Fast capture; simple controls; works offline</w:t>
             </w:r>
           </w:p>
         </w:tc>
@@ -2265,7 +2265,7 @@
       </w:pPr>
       <w:r>
         <w:rPr/>
-        <w:t>Large, screen-relative controls (FR-22): home tiles share the free height; primary and tonal buttons 60 dp / 72 dp; icon buttons 56 dp / 64 dp; minimum touch target 48 dp.</w:t>
+        <w:t>Compact, screen-relative controls (FR-22): buttons 30 dp / 36 dp tall; icon buttons 28 dp / 32 dp; small icon buttons 24 dp / 28 dp; home tiles about 70 dp / 100 dp. Several touch targets are below the 48 dp accessibility guideline by design (KI-07).</w:t>
       </w:r>
     </w:p>
     <w:p>
@@ -8758,7 +8758,7 @@
         <w:pStyle w:val="Heading3"/>
       </w:pPr>
       <w:r>
-        <w:t>FR-22 Large, screen-relative controls</w:t>
+        <w:t>FR-22 Compact, screen-relative controls</w:t>
       </w:r>
     </w:p>
     <w:tbl>
@@ -8884,7 +8884,7 @@
               <w:rPr>
                 <w:sz w:val="18"/>
               </w:rPr>
-              <w:t>Home action tiles shall share the height left on screen (minimum 140 dp phone / 200 dp tablet); primary and tonal buttons shall be at least 60 dp tall (72 dp on tablets); icon buttons at least 56 dp (64 dp); every touch target at least 48 dp.</w:t>
+              <w:t>Controls shall be compact and sized from dimension tokens that scale with the screen class: primary, tonal and outlined buttons 30 dp tall with 12 sp text (36 dp / 14 sp on tablets); icon buttons 28 dp (32 dp); small icon buttons 24 dp (28 dp); camera shutter 44 dp (54 dp); option rows at least 32 dp (38 dp); home tiles at least 70 dp (100 dp), wrapping to their content rather than filling the screen.</w:t>
             </w:r>
           </w:p>
         </w:tc>
@@ -9143,7 +9143,7 @@
               <w:rPr>
                 <w:sz w:val="18"/>
               </w:rPr>
-              <w:t>The home side menu shall be collapsed (icons only, 80 dp / 104 dp) by default and expand to 208 dp / 280 dp with labels when the user presses the right-hand button of the title bar. Expanded, it shall overlay the content behind a scrim; pressing the button again, tapping the scrim, or pressing Back shall collapse it. Collapsed icons shall expose their label as tooltip and content description.</w:t>
+              <w:t>The home side menu shall be collapsed (icons only, 40 dp / 52 dp) by default and expand to 104 dp / 140 dp with labels when the user presses the right-hand button of the title bar. Expanded, it shall overlay the content behind a scrim; pressing the button again, tapping the scrim, or pressing Back shall collapse it. Collapsed icons shall expose their label as tooltip and content description.</w:t>
             </w:r>
           </w:p>
         </w:tc>
@@ -11236,7 +11236,7 @@
               <w:rPr>
                 <w:sz w:val="18"/>
               </w:rPr>
-              <w:t>Every icon-only control shall have a content description; collapsed side-menu items shall have tooltips; touch targets shall be at least 48 dp.</w:t>
+              <w:t>Every icon-only control shall have a content description; collapsed side-menu items shall have tooltips. Deviation: to meet FR-22's compact sizes, several touch targets are below Android's 48 dp guideline (see KI-07).</w:t>
             </w:r>
           </w:p>
         </w:tc>
@@ -13551,7 +13551,7 @@
               <w:rPr>
                 <w:sz w:val="16"/>
               </w:rPr>
-              <w:t>Large, screen-relative controls</w:t>
+              <w:t>Compact, screen-relative controls</w:t>
             </w:r>
           </w:p>
         </w:tc>
@@ -15270,6 +15270,75 @@
               <w:rPr>
                 <w:sz w:val="18"/>
               </w:rPr>
+              <w:t>KI-07</w:t>
+            </w:r>
+          </w:p>
+        </w:tc>
+        <w:tc>
+          <w:tcPr>
+            <w:tcW w:type="dxa" w:w="1587"/>
+          </w:tcPr>
+          <w:p>
+            <w:pPr>
+              <w:spacing w:after="20" w:line="252" w:lineRule="auto"/>
+            </w:pPr>
+            <w:r>
+              <w:rPr>
+                <w:sz w:val="18"/>
+              </w:rPr>
+              <w:t>Accessibility</w:t>
+            </w:r>
+          </w:p>
+        </w:tc>
+        <w:tc>
+          <w:tcPr>
+            <w:tcW w:type="dxa" w:w="4309"/>
+          </w:tcPr>
+          <w:p>
+            <w:pPr>
+              <w:spacing w:after="20" w:line="252" w:lineRule="auto"/>
+            </w:pPr>
+            <w:r>
+              <w:rPr>
+                <w:sz w:val="18"/>
+              </w:rPr>
+              <w:t>The compact sizes put several touch targets (24-32 dp icon buttons, 30 dp buttons, 32 dp side-menu items) below Android's 48 dp guideline.</w:t>
+            </w:r>
+          </w:p>
+        </w:tc>
+        <w:tc>
+          <w:tcPr>
+            <w:tcW w:type="dxa" w:w="2438"/>
+          </w:tcPr>
+          <w:p>
+            <w:pPr>
+              <w:spacing w:after="20" w:line="252" w:lineRule="auto"/>
+            </w:pPr>
+            <w:r>
+              <w:rPr>
+                <w:sz w:val="18"/>
+              </w:rPr>
+              <w:t>Deliberate, per the compact-UI request; raise the tokens in dimens.xml if accessibility takes priority.</w:t>
+            </w:r>
+          </w:p>
+        </w:tc>
+      </w:tr>
+      <w:tr>
+        <w:trPr>
+          <w:cantSplit w:val="true"/>
+        </w:trPr>
+        <w:tc>
+          <w:tcPr>
+            <w:tcW w:type="dxa" w:w="907"/>
+          </w:tcPr>
+          <w:p>
+            <w:pPr>
+              <w:spacing w:after="20" w:line="252" w:lineRule="auto"/>
+            </w:pPr>
+            <w:r>
+              <w:rPr>
+                <w:sz w:val="18"/>
+              </w:rPr>
               <w:t>KI-06</w:t>
             </w:r>
           </w:p>
@@ -15302,7 +15371,7 @@
               <w:rPr>
                 <w:sz w:val="18"/>
               </w:rPr>
-              <w:t>The UI changes (large controls, collapsible menu) and the rendering change have not yet been compiled or run on a device in this revision.</w:t>
+              <w:t>The UI changes (compact controls, collapsible menu) and the rendering change have not yet been compiled or run on a device in this revision.</w:t>
             </w:r>
           </w:p>
         </w:tc>
